--- a/LOCAL_SETUP_GUIDE.docx
+++ b/LOCAL_SETUP_GUIDE.docx
@@ -4892,6 +4892,273 @@
       </w:pPr>
       <w:r>
         <w:t>ない場合はIT部門にインストールを依頼してください。</w:t>
+      </w:r>
+    </w:p>
+    <w:p>
+      <w:pPr>
+        <w:pStyle w:val="1"/>
+      </w:pPr>
+      <w:r>
+        <w:t>Claude Codeでのセットアップ（推奨）</w:t>
+      </w:r>
+    </w:p>
+    <w:p>
+      <w:r>
+        <w:t>Claude Code（AI搭載ターミナル）を使うと、以下の手順をすべて対話形式で実行できます。</w:t>
+      </w:r>
+    </w:p>
+    <w:p>
+      <w:r>
+        <w:t>STEP 2までのNode.jsとGitのインストールは手動で行ってください。STEP 3以降をClaude Codeで実行します。</w:t>
+      </w:r>
+    </w:p>
+    <w:p/>
+    <w:p>
+      <w:pPr>
+        <w:pStyle w:val="2"/>
+      </w:pPr>
+      <w:r>
+        <w:t>Claude Codeのインストール</w:t>
+      </w:r>
+    </w:p>
+    <w:p>
+      <w:r>
+        <w:t>Node.jsインストール済みの状態で、コマンドプロンプトまたはPowerShellで以下を実行：</w:t>
+      </w:r>
+    </w:p>
+    <w:p>
+      <w:r>
+        <w:t>npm install -g @anthropic-ai/claude-code</w:t>
+      </w:r>
+    </w:p>
+    <w:p>
+      <w:r>
+        <w:t>インストール後、以下で起動：</w:t>
+      </w:r>
+    </w:p>
+    <w:p>
+      <w:r>
+        <w:t>claude</w:t>
+      </w:r>
+    </w:p>
+    <w:p>
+      <w:r>
+        <w:t>初回起動時にAnthropicアカウントでのログインが求められます。ブラウザが開くので認証してください。</w:t>
+      </w:r>
+    </w:p>
+    <w:p/>
+    <w:p>
+      <w:pPr>
+        <w:pStyle w:val="2"/>
+      </w:pPr>
+      <w:r>
+        <w:t>STEP 3相当：ソースコードのダウンロード</w:t>
+      </w:r>
+    </w:p>
+    <w:p>
+      <w:r>
+        <w:t>Claude Codeに以下のように指示してください：</w:t>
+      </w:r>
+    </w:p>
+    <w:p>
+      <w:r>
+        <w:t>デスクトップに移動して、https://github.com/Astec-yuto-yokoo/factory-seo-article-generator.git をgit cloneして、npm installを実行して。serverフォルダとai-article-imager-for-wordpressフォルダでもnpm installを実行して。</w:t>
+      </w:r>
+    </w:p>
+    <w:p>
+      <w:r>
+        <w:t>Claude Codeが以下を自動実行します：</w:t>
+      </w:r>
+    </w:p>
+    <w:p>
+      <w:r>
+        <w:t>cd %USERPROFILE%\Desktop</w:t>
+      </w:r>
+    </w:p>
+    <w:p>
+      <w:r>
+        <w:t>git clone https://github.com/Astec-yuto-yokoo/factory-seo-article-generator.git</w:t>
+      </w:r>
+    </w:p>
+    <w:p>
+      <w:r>
+        <w:t>cd factory-seo-article-generator</w:t>
+      </w:r>
+    </w:p>
+    <w:p>
+      <w:r>
+        <w:t>npm install</w:t>
+      </w:r>
+    </w:p>
+    <w:p>
+      <w:r>
+        <w:t>cd server &amp;&amp; npm install &amp;&amp; cd ..</w:t>
+      </w:r>
+    </w:p>
+    <w:p>
+      <w:r>
+        <w:t>cd ai-article-imager-for-wordpress &amp;&amp; npm install &amp;&amp; cd ..</w:t>
+      </w:r>
+    </w:p>
+    <w:p/>
+    <w:p>
+      <w:pPr>
+        <w:pStyle w:val="2"/>
+      </w:pPr>
+      <w:r>
+        <w:t>STEP 4相当：環境設定ファイルの配置</w:t>
+      </w:r>
+    </w:p>
+    <w:p>
+      <w:r>
+        <w:t>Claude Codeに以下のように指示してください：</w:t>
+      </w:r>
+    </w:p>
+    <w:p>
+      <w:r>
+        <w:t>管理者から受け取った.envファイルの内容は以下です。.envファイルを作成してください。</w:t>
+      </w:r>
+    </w:p>
+    <w:p>
+      <w:r>
+        <w:t>その後、管理者から共有された.envの内容をそのまま貼り付けてください。Claude Codeがファイルを作成します。</w:t>
+      </w:r>
+    </w:p>
+    <w:p/>
+    <w:p>
+      <w:pPr>
+        <w:pStyle w:val="2"/>
+      </w:pPr>
+      <w:r>
+        <w:t>STEP 5相当：動作確認・サーバー起動</w:t>
+      </w:r>
+    </w:p>
+    <w:p>
+      <w:r>
+        <w:t>Claude Codeに以下のように指示してください：</w:t>
+      </w:r>
+    </w:p>
+    <w:p>
+      <w:r>
+        <w:t>start.batを実行してサーバーを起動して</w:t>
+      </w:r>
+    </w:p>
+    <w:p>
+      <w:r>
+        <w:t>Claude Codeが start.bat を実行し、3つのサーバーが自動起動します。</w:t>
+      </w:r>
+    </w:p>
+    <w:p>
+      <w:r>
+        <w:t>起動後、ブラウザで http://localhost:5178 を開いてください。</w:t>
+      </w:r>
+    </w:p>
+    <w:p/>
+    <w:p>
+      <w:r>
+        <w:t>疎通確認もClaude Codeに依頼できます：</w:t>
+      </w:r>
+    </w:p>
+    <w:p>
+      <w:r>
+        <w:t>http://localhost:3002/api/health にアクセスして正常か確認して</w:t>
+      </w:r>
+    </w:p>
+    <w:p/>
+    <w:p>
+      <w:pPr>
+        <w:pStyle w:val="2"/>
+      </w:pPr>
+      <w:r>
+        <w:t>Google Cloud認証（スプレッドシート連携用）</w:t>
+      </w:r>
+    </w:p>
+    <w:p>
+      <w:r>
+        <w:t>Claude Codeに以下のように指示してください：</w:t>
+      </w:r>
+    </w:p>
+    <w:p>
+      <w:r>
+        <w:t>gcloud auth application-default loginを実行して。スコープはcloud-platform、drive.readonly、spreadsheets.readonlyの3つ。</w:t>
+      </w:r>
+    </w:p>
+    <w:p>
+      <w:r>
+        <w:t>ブラウザが開くのでGoogleアカウントでログインし「許可」してください。</w:t>
+      </w:r>
+    </w:p>
+    <w:p/>
+    <w:p>
+      <w:pPr>
+        <w:pStyle w:val="2"/>
+      </w:pPr>
+      <w:r>
+        <w:t>日常の使い方（Claude Code版）</w:t>
+      </w:r>
+    </w:p>
+    <w:p/>
+    <w:p>
+      <w:r>
+        <w:t>起動：</w:t>
+      </w:r>
+    </w:p>
+    <w:p>
+      <w:r>
+        <w:t>Claude Codeを開いて「サーバーを起動して」と指示するだけです。</w:t>
+      </w:r>
+    </w:p>
+    <w:p/>
+    <w:p>
+      <w:r>
+        <w:t>停止：</w:t>
+      </w:r>
+    </w:p>
+    <w:p>
+      <w:r>
+        <w:t>「サーバーを停止して」または stop.bat をダブルクリック。</w:t>
+      </w:r>
+    </w:p>
+    <w:p/>
+    <w:p>
+      <w:r>
+        <w:t>コードの更新：</w:t>
+      </w:r>
+    </w:p>
+    <w:p>
+      <w:r>
+        <w:t>「最新のコードに更新して」と指示してください。Claude Codeが以下を自動実行します：</w:t>
+      </w:r>
+    </w:p>
+    <w:p>
+      <w:r>
+        <w:t>git pull origin main</w:t>
+      </w:r>
+    </w:p>
+    <w:p>
+      <w:r>
+        <w:t>npm install</w:t>
+      </w:r>
+    </w:p>
+    <w:p>
+      <w:r>
+        <w:t>cd server &amp;&amp; npm install &amp;&amp; cd ..</w:t>
+      </w:r>
+    </w:p>
+    <w:p>
+      <w:r>
+        <w:t>cd ai-article-imager-for-wordpress &amp;&amp; npm install &amp;&amp; cd ..</w:t>
+      </w:r>
+    </w:p>
+    <w:p/>
+    <w:p>
+      <w:r>
+        <w:t>トラブル対応：</w:t>
+      </w:r>
+    </w:p>
+    <w:p>
+      <w:r>
+        <w:t>エラーが出た場合は、エラーメッセージをそのままClaude Codeに貼り付けて「このエラーを解決して」と指示してください。</w:t>
       </w:r>
     </w:p>
     <w:sectPr>
